--- a/Doku/MAR_DAN_BigTopo_Doku.docx
+++ b/Doku/MAR_DAN_BigTopo_Doku.docx
@@ -257,10 +257,10 @@
         <w:tblLook w:val="04A0" w:firstRow="1" w:lastRow="0" w:firstColumn="1" w:lastColumn="0" w:noHBand="0" w:noVBand="1"/>
       </w:tblPr>
       <w:tblGrid>
-        <w:gridCol w:w="1568"/>
-        <w:gridCol w:w="1584"/>
-        <w:gridCol w:w="2720"/>
-        <w:gridCol w:w="3184"/>
+        <w:gridCol w:w="1687"/>
+        <w:gridCol w:w="1705"/>
+        <w:gridCol w:w="2927"/>
+        <w:gridCol w:w="2737"/>
       </w:tblGrid>
       <w:tr>
         <w:trPr>
@@ -698,15 +698,7 @@
           </w:tcPr>
           <w:p>
             <w:r>
-              <w:t>P / CE-adjacent (</w:t>
-            </w:r>
-            <w:proofErr w:type="spellStart"/>
-            <w:r>
-              <w:t>siehe</w:t>
-            </w:r>
-            <w:proofErr w:type="spellEnd"/>
-            <w:r>
-              <w:t xml:space="preserve"> §6)</w:t>
+              <w:t>P / CE-adjacent</w:t>
             </w:r>
           </w:p>
         </w:tc>
@@ -2391,6 +2383,11 @@
       </w:r>
     </w:p>
     <w:p>
+      <w:pPr>
+        <w:rPr>
+          <w:lang w:val="de-AT"/>
+        </w:rPr>
+      </w:pPr>
       <w:r>
         <w:rPr>
           <w:lang w:val="de-AT"/>
@@ -2398,181 +2395,238 @@
         <w:t xml:space="preserve">Passive Interfaces werden gezielt gesetzt, um OSPF-Hello-Pakete auf Schnittstellen zu unterdrücken, die keine OSPF-Nachbarn erwarten (z.B. Management- oder Kunden-Interfaces). </w:t>
       </w:r>
       <w:r>
-        <w:t xml:space="preserve">Dies </w:t>
-      </w:r>
-      <w:proofErr w:type="spellStart"/>
-      <w:r>
-        <w:t>reduziert</w:t>
-      </w:r>
-      <w:proofErr w:type="spellEnd"/>
-      <w:r>
+        <w:rPr>
+          <w:lang w:val="de-AT"/>
+        </w:rPr>
+        <w:t>Dies reduziert unnötigen Kontrollverkehr und erhöht die Sicherheit.</w:t>
+      </w:r>
+    </w:p>
+    <w:p>
+      <w:pPr>
+        <w:pStyle w:val="berschrift2"/>
+        <w:rPr>
+          <w:lang w:val="de-AT"/>
+        </w:rPr>
+      </w:pPr>
+      <w:r>
+        <w:rPr>
+          <w:lang w:val="de-AT"/>
+        </w:rPr>
+        <w:t>4. MPLS L3VPN</w:t>
+      </w:r>
+    </w:p>
+    <w:p>
+      <w:pPr>
+        <w:rPr>
+          <w:lang w:val="de-AT"/>
+        </w:rPr>
+      </w:pPr>
+      <w:r>
+        <w:rPr>
+          <w:lang w:val="de-AT"/>
+        </w:rPr>
+        <w:t>Das MPLS L3VPN bildet das Herzstück der ISP-Infrastruktur und ermöglicht die logische Trennung von Kundendaten vom Carrier-</w:t>
+      </w:r>
+      <w:proofErr w:type="spellStart"/>
+      <w:r>
+        <w:rPr>
+          <w:lang w:val="de-AT"/>
+        </w:rPr>
+        <w:t>Underlay</w:t>
+      </w:r>
+      <w:proofErr w:type="spellEnd"/>
+      <w:r>
+        <w:rPr>
+          <w:lang w:val="de-AT"/>
+        </w:rPr>
+        <w:t xml:space="preserve">-Traffic. Auf allen STM-POP-Routern (PE-Router) ist eine VRF-Instanz ISP eingerichtet, die mit einem Route </w:t>
+      </w:r>
+      <w:proofErr w:type="spellStart"/>
+      <w:r>
+        <w:rPr>
+          <w:lang w:val="de-AT"/>
+        </w:rPr>
+        <w:t>Distinguisher</w:t>
+      </w:r>
+      <w:proofErr w:type="spellEnd"/>
+      <w:r>
+        <w:rPr>
+          <w:lang w:val="de-AT"/>
+        </w:rPr>
+        <w:t> 4:100 sowie symmetrischen Route Targets für Import und Export versehen ist. Damit sind alle PE-Router in der Lage, VPNv4-Präfixe korrekt zuzuordnen und weiterzuleiten.</w:t>
+      </w:r>
+    </w:p>
+    <w:p>
+      <w:pPr>
+        <w:rPr>
+          <w:lang w:val="de-AT"/>
+        </w:rPr>
+      </w:pPr>
+      <w:r>
+        <w:rPr>
+          <w:lang w:val="de-AT"/>
+        </w:rPr>
+        <w:t xml:space="preserve">Die Kundennetze (Inter-Location-Links zu benachbarten </w:t>
+      </w:r>
+      <w:proofErr w:type="spellStart"/>
+      <w:r>
+        <w:rPr>
+          <w:lang w:val="de-AT"/>
+        </w:rPr>
+        <w:t>ASen</w:t>
+      </w:r>
+      <w:proofErr w:type="spellEnd"/>
+      <w:r>
+        <w:rPr>
+          <w:lang w:val="de-AT"/>
+        </w:rPr>
+        <w:t xml:space="preserve">) werden als VRF-gebundene Subinterfaces konfiguriert und nehmen nicht am globalen Routing-Table teil. Der Datenpfad eines Kundenpaketes verläuft damit vollständig innerhalb der VRF: vom CE-seitigen </w:t>
+      </w:r>
+      <w:proofErr w:type="spellStart"/>
+      <w:r>
+        <w:rPr>
+          <w:lang w:val="de-AT"/>
+        </w:rPr>
+        <w:t>eBGP</w:t>
+      </w:r>
+      <w:proofErr w:type="spellEnd"/>
+      <w:r>
+        <w:rPr>
+          <w:lang w:val="de-AT"/>
+        </w:rPr>
+        <w:t>-Peering über MPLS-Label-</w:t>
+      </w:r>
+      <w:proofErr w:type="spellStart"/>
+      <w:r>
+        <w:rPr>
+          <w:lang w:val="de-AT"/>
+        </w:rPr>
+        <w:t>Switching</w:t>
+      </w:r>
+      <w:proofErr w:type="spellEnd"/>
+      <w:r>
+        <w:rPr>
+          <w:lang w:val="de-AT"/>
+        </w:rPr>
+        <w:t xml:space="preserve"> im Backbone bis zur Übergabe am gegenüberliegenden PE.</w:t>
+      </w:r>
+    </w:p>
+    <w:p>
+      <w:pPr>
+        <w:rPr>
+          <w:lang w:val="de-AT"/>
+        </w:rPr>
+      </w:pPr>
+      <w:r>
+        <w:rPr>
+          <w:lang w:val="de-AT"/>
+        </w:rPr>
+        <w:t xml:space="preserve">Für PE-Router ohne direkte physische </w:t>
+      </w:r>
+      <w:proofErr w:type="spellStart"/>
+      <w:r>
+        <w:rPr>
+          <w:lang w:val="de-AT"/>
+        </w:rPr>
+        <w:t>Adjacency</w:t>
+      </w:r>
+      <w:proofErr w:type="spellEnd"/>
+      <w:r>
+        <w:rPr>
+          <w:lang w:val="de-AT"/>
+        </w:rPr>
+        <w:t xml:space="preserve"> (STM-POP-3, -4, -5 untereinander) werden </w:t>
+      </w:r>
+      <w:proofErr w:type="spellStart"/>
+      <w:r>
+        <w:rPr>
+          <w:bCs/>
+          <w:lang w:val="de-AT"/>
+        </w:rPr>
+        <w:t>targeted</w:t>
+      </w:r>
+      <w:proofErr w:type="spellEnd"/>
+      <w:r>
+        <w:rPr>
+          <w:bCs/>
+          <w:lang w:val="de-AT"/>
+        </w:rPr>
         <w:t xml:space="preserve"> </w:t>
       </w:r>
-      <w:proofErr w:type="spellStart"/>
-      <w:r>
-        <w:t>unnötigen</w:t>
-      </w:r>
-      <w:proofErr w:type="spellEnd"/>
-      <w:r>
+      <w:proofErr w:type="gramStart"/>
+      <w:r>
+        <w:rPr>
+          <w:bCs/>
+          <w:lang w:val="de-AT"/>
+        </w:rPr>
+        <w:t>LDP Sessions</w:t>
+      </w:r>
+      <w:proofErr w:type="gramEnd"/>
+      <w:r>
+        <w:rPr>
+          <w:lang w:val="de-AT"/>
+        </w:rPr>
+        <w:t> konfiguriert (</w:t>
+      </w:r>
+      <w:proofErr w:type="spellStart"/>
+      <w:r>
+        <w:rPr>
+          <w:lang w:val="de-AT"/>
+        </w:rPr>
+        <w:t>mpls</w:t>
+      </w:r>
+      <w:proofErr w:type="spellEnd"/>
+      <w:r>
+        <w:rPr>
+          <w:lang w:val="de-AT"/>
+        </w:rPr>
         <w:t xml:space="preserve"> </w:t>
       </w:r>
       <w:proofErr w:type="spellStart"/>
       <w:r>
-        <w:t>Kontrollverkehr</w:t>
-      </w:r>
-      <w:proofErr w:type="spellEnd"/>
-      <w:r>
-        <w:t xml:space="preserve"> und </w:t>
-      </w:r>
-      <w:proofErr w:type="spellStart"/>
-      <w:r>
-        <w:t>erhöht</w:t>
-      </w:r>
-      <w:proofErr w:type="spellEnd"/>
-      <w:r>
-        <w:t xml:space="preserve"> die Sicherheit.</w:t>
-      </w:r>
-    </w:p>
-    <w:p>
-      <w:pPr>
-        <w:pStyle w:val="berschrift2"/>
-        <w:rPr>
-          <w:lang w:val="de-AT"/>
-        </w:rPr>
-      </w:pPr>
-      <w:r>
-        <w:rPr>
-          <w:lang w:val="de-AT"/>
-        </w:rPr>
-        <w:t>4. MPLS L3VPN</w:t>
-      </w:r>
-    </w:p>
-    <w:p>
-      <w:pPr>
-        <w:rPr>
-          <w:lang w:val="de-AT"/>
-        </w:rPr>
-      </w:pPr>
-      <w:r>
-        <w:rPr>
-          <w:lang w:val="de-AT"/>
-        </w:rPr>
-        <w:t>Das MPLS L3VPN bildet das Herzstück der ISP-Infrastruktur und ermöglicht die logische Trennung von Kundendaten vom Carrier-</w:t>
-      </w:r>
-      <w:proofErr w:type="spellStart"/>
-      <w:r>
-        <w:rPr>
-          <w:lang w:val="de-AT"/>
-        </w:rPr>
-        <w:t>Underlay</w:t>
-      </w:r>
-      <w:proofErr w:type="spellEnd"/>
-      <w:r>
-        <w:rPr>
-          <w:lang w:val="de-AT"/>
-        </w:rPr>
-        <w:t xml:space="preserve">-Traffic. Auf allen STM-POP-Routern (PE-Router) ist eine VRF-Instanz ISP eingerichtet, die mit einem Route </w:t>
-      </w:r>
-      <w:proofErr w:type="spellStart"/>
-      <w:r>
-        <w:rPr>
-          <w:lang w:val="de-AT"/>
-        </w:rPr>
-        <w:t>Distinguisher</w:t>
-      </w:r>
-      <w:proofErr w:type="spellEnd"/>
-      <w:r>
-        <w:rPr>
-          <w:lang w:val="de-AT"/>
-        </w:rPr>
-        <w:t> 4:100 sowie symmetrischen Route Targets für Import und Export versehen ist. Damit sind alle PE-Router in der Lage, VPNv4-Präfixe korrekt zuzuordnen und weiterzuleiten.</w:t>
-      </w:r>
-    </w:p>
-    <w:p>
-      <w:pPr>
-        <w:rPr>
-          <w:lang w:val="de-AT"/>
-        </w:rPr>
-      </w:pPr>
-      <w:r>
-        <w:rPr>
-          <w:lang w:val="de-AT"/>
-        </w:rPr>
-        <w:t xml:space="preserve">Die Kundennetze (Inter-Location-Links zu benachbarten </w:t>
-      </w:r>
-      <w:proofErr w:type="spellStart"/>
-      <w:r>
-        <w:rPr>
-          <w:lang w:val="de-AT"/>
-        </w:rPr>
-        <w:t>ASen</w:t>
-      </w:r>
-      <w:proofErr w:type="spellEnd"/>
-      <w:r>
-        <w:rPr>
-          <w:lang w:val="de-AT"/>
-        </w:rPr>
-        <w:t xml:space="preserve">) werden als VRF-gebundene Subinterfaces konfiguriert und nehmen nicht am globalen Routing-Table teil. Der Datenpfad eines Kundenpaketes verläuft damit vollständig innerhalb der VRF: vom CE-seitigen </w:t>
-      </w:r>
-      <w:proofErr w:type="spellStart"/>
-      <w:r>
-        <w:rPr>
-          <w:lang w:val="de-AT"/>
-        </w:rPr>
-        <w:t>eBGP</w:t>
-      </w:r>
-      <w:proofErr w:type="spellEnd"/>
-      <w:r>
-        <w:rPr>
-          <w:lang w:val="de-AT"/>
-        </w:rPr>
-        <w:t>-Peering über MPLS-Label-</w:t>
-      </w:r>
-      <w:proofErr w:type="spellStart"/>
-      <w:r>
-        <w:rPr>
-          <w:lang w:val="de-AT"/>
-        </w:rPr>
-        <w:t>Switching</w:t>
-      </w:r>
-      <w:proofErr w:type="spellEnd"/>
-      <w:r>
-        <w:rPr>
-          <w:lang w:val="de-AT"/>
-        </w:rPr>
-        <w:t xml:space="preserve"> im Backbone bis zur Übergabe am gegenüberliegenden PE.</w:t>
-      </w:r>
-    </w:p>
-    <w:p>
-      <w:pPr>
-        <w:rPr>
-          <w:lang w:val="de-AT"/>
-        </w:rPr>
-      </w:pPr>
-      <w:r>
-        <w:rPr>
-          <w:lang w:val="de-AT"/>
-        </w:rPr>
-        <w:t xml:space="preserve">Für PE-Router ohne direkte physische </w:t>
-      </w:r>
-      <w:proofErr w:type="spellStart"/>
-      <w:r>
-        <w:rPr>
-          <w:lang w:val="de-AT"/>
-        </w:rPr>
-        <w:t>Adjacency</w:t>
-      </w:r>
-      <w:proofErr w:type="spellEnd"/>
-      <w:r>
-        <w:rPr>
-          <w:lang w:val="de-AT"/>
-        </w:rPr>
-        <w:t xml:space="preserve"> (STM-POP-3, -4, -5 untereinander) werden </w:t>
-      </w:r>
-      <w:proofErr w:type="spellStart"/>
-      <w:r>
-        <w:rPr>
-          <w:bCs/>
+        <w:rPr>
+          <w:lang w:val="de-AT"/>
+        </w:rPr>
+        <w:t>ldp</w:t>
+      </w:r>
+      <w:proofErr w:type="spellEnd"/>
+      <w:r>
+        <w:rPr>
+          <w:lang w:val="de-AT"/>
+        </w:rPr>
+        <w:t xml:space="preserve"> </w:t>
+      </w:r>
+      <w:proofErr w:type="spellStart"/>
+      <w:r>
+        <w:rPr>
+          <w:lang w:val="de-AT"/>
+        </w:rPr>
+        <w:t>neighbor</w:t>
+      </w:r>
+      <w:proofErr w:type="spellEnd"/>
+      <w:r>
+        <w:rPr>
+          <w:lang w:val="de-AT"/>
+        </w:rPr>
+        <w:t xml:space="preserve"> </w:t>
+      </w:r>
+      <w:proofErr w:type="spellStart"/>
+      <w:r>
+        <w:rPr>
+          <w:lang w:val="de-AT"/>
+        </w:rPr>
+        <w:t>x.x.x.x</w:t>
+      </w:r>
+      <w:proofErr w:type="spellEnd"/>
+      <w:r>
+        <w:rPr>
+          <w:lang w:val="de-AT"/>
+        </w:rPr>
+        <w:t xml:space="preserve"> </w:t>
+      </w:r>
+      <w:proofErr w:type="spellStart"/>
+      <w:r>
+        <w:rPr>
           <w:lang w:val="de-AT"/>
         </w:rPr>
         <w:t>targeted</w:t>
@@ -2580,98 +2634,18 @@
       <w:proofErr w:type="spellEnd"/>
       <w:r>
         <w:rPr>
-          <w:bCs/>
-          <w:lang w:val="de-AT"/>
-        </w:rPr>
-        <w:t xml:space="preserve"> </w:t>
-      </w:r>
-      <w:proofErr w:type="gramStart"/>
-      <w:r>
-        <w:rPr>
-          <w:bCs/>
-          <w:lang w:val="de-AT"/>
-        </w:rPr>
-        <w:t>LDP Sessions</w:t>
-      </w:r>
-      <w:proofErr w:type="gramEnd"/>
-      <w:r>
-        <w:rPr>
-          <w:lang w:val="de-AT"/>
-        </w:rPr>
-        <w:t> konfiguriert (</w:t>
-      </w:r>
-      <w:proofErr w:type="spellStart"/>
-      <w:r>
-        <w:rPr>
-          <w:lang w:val="de-AT"/>
-        </w:rPr>
-        <w:t>mpls</w:t>
-      </w:r>
-      <w:proofErr w:type="spellEnd"/>
-      <w:r>
-        <w:rPr>
-          <w:lang w:val="de-AT"/>
-        </w:rPr>
-        <w:t xml:space="preserve"> </w:t>
-      </w:r>
-      <w:proofErr w:type="spellStart"/>
-      <w:r>
-        <w:rPr>
-          <w:lang w:val="de-AT"/>
-        </w:rPr>
-        <w:t>ldp</w:t>
-      </w:r>
-      <w:proofErr w:type="spellEnd"/>
-      <w:r>
-        <w:rPr>
-          <w:lang w:val="de-AT"/>
-        </w:rPr>
-        <w:t xml:space="preserve"> </w:t>
-      </w:r>
-      <w:proofErr w:type="spellStart"/>
-      <w:r>
-        <w:rPr>
-          <w:lang w:val="de-AT"/>
-        </w:rPr>
-        <w:t>neighbor</w:t>
-      </w:r>
-      <w:proofErr w:type="spellEnd"/>
-      <w:r>
-        <w:rPr>
-          <w:lang w:val="de-AT"/>
-        </w:rPr>
-        <w:t xml:space="preserve"> </w:t>
-      </w:r>
-      <w:proofErr w:type="spellStart"/>
-      <w:r>
-        <w:rPr>
-          <w:lang w:val="de-AT"/>
-        </w:rPr>
-        <w:t>x.x.x.x</w:t>
-      </w:r>
-      <w:proofErr w:type="spellEnd"/>
-      <w:r>
-        <w:rPr>
-          <w:lang w:val="de-AT"/>
-        </w:rPr>
-        <w:t xml:space="preserve"> </w:t>
-      </w:r>
-      <w:proofErr w:type="spellStart"/>
-      <w:r>
-        <w:rPr>
-          <w:lang w:val="de-AT"/>
-        </w:rPr>
-        <w:t>targeted</w:t>
-      </w:r>
-      <w:proofErr w:type="spellEnd"/>
-      <w:r>
-        <w:rPr>
           <w:lang w:val="de-AT"/>
         </w:rPr>
         <w:t>), um MPLS-Label-Austausch auch ohne direkte OSPF-Nachbarschaft zu gewährleisten.</w:t>
       </w:r>
     </w:p>
-    <w:p/>
+    <w:p>
+      <w:pPr>
+        <w:rPr>
+          <w:lang w:val="de-AT"/>
+        </w:rPr>
+      </w:pPr>
+    </w:p>
     <w:p>
       <w:pPr>
         <w:pStyle w:val="berschrift2"/>
@@ -4491,15 +4465,75 @@
       </w:r>
     </w:p>
     <w:p>
-      <w:pPr>
-        <w:rPr>
-          <w:lang w:val="de-AT"/>
-        </w:rPr>
-      </w:pPr>
-      <w:r>
-        <w:rPr>
-          <w:lang w:val="de-AT"/>
-        </w:rPr>
+      <w:r>
+        <w:drawing>
+          <wp:inline distT="0" distB="0" distL="0" distR="0" wp14:anchorId="741B48A4" wp14:editId="5C72ABD3">
+            <wp:extent cx="5760720" cy="2958465"/>
+            <wp:effectExtent l="0" t="0" r="0" b="0"/>
+            <wp:docPr id="1507386880" name="Grafik 2"/>
+            <wp:cNvGraphicFramePr>
+              <a:graphicFrameLocks xmlns:a="http://schemas.openxmlformats.org/drawingml/2006/main" noChangeAspect="1"/>
+            </wp:cNvGraphicFramePr>
+            <a:graphic xmlns:a="http://schemas.openxmlformats.org/drawingml/2006/main">
+              <a:graphicData uri="http://schemas.openxmlformats.org/drawingml/2006/picture">
+                <pic:pic xmlns:pic="http://schemas.openxmlformats.org/drawingml/2006/picture">
+                  <pic:nvPicPr>
+                    <pic:cNvPr id="0" name="Picture 6"/>
+                    <pic:cNvPicPr>
+                      <a:picLocks noChangeAspect="1" noChangeArrowheads="1"/>
+                    </pic:cNvPicPr>
+                  </pic:nvPicPr>
+                  <pic:blipFill>
+                    <a:blip r:embed="rId6" cstate="print">
+                      <a:extLst>
+                        <a:ext uri="{28A0092B-C50C-407E-A947-70E740481C1C}">
+                          <a14:useLocalDpi xmlns:a14="http://schemas.microsoft.com/office/drawing/2010/main" val="0"/>
+                        </a:ext>
+                      </a:extLst>
+                    </a:blip>
+                    <a:srcRect/>
+                    <a:stretch>
+                      <a:fillRect/>
+                    </a:stretch>
+                  </pic:blipFill>
+                  <pic:spPr bwMode="auto">
+                    <a:xfrm>
+                      <a:off x="0" y="0"/>
+                      <a:ext cx="5760720" cy="2958465"/>
+                    </a:xfrm>
+                    <a:prstGeom prst="rect">
+                      <a:avLst/>
+                    </a:prstGeom>
+                    <a:noFill/>
+                    <a:ln>
+                      <a:noFill/>
+                    </a:ln>
+                  </pic:spPr>
+                </pic:pic>
+              </a:graphicData>
+            </a:graphic>
+          </wp:inline>
+        </w:drawing>
+      </w:r>
+    </w:p>
+    <w:p>
+      <w:pPr>
+        <w:rPr>
+          <w:lang w:val="de-AT"/>
+        </w:rPr>
+      </w:pPr>
+    </w:p>
+    <w:p>
+      <w:pPr>
+        <w:rPr>
+          <w:lang w:val="de-AT"/>
+        </w:rPr>
+      </w:pPr>
+      <w:r>
+        <w:rPr>
+          <w:lang w:val="de-AT"/>
+        </w:rPr>
+        <w:lastRenderedPageBreak/>
         <w:t>Als Monitoring-Lösung kommt </w:t>
       </w:r>
       <w:proofErr w:type="spellStart"/>
@@ -4656,10 +4690,190 @@
     </w:p>
     <w:p>
       <w:pPr>
+        <w:rPr>
+          <w:lang w:val="de-AT"/>
+        </w:rPr>
+      </w:pPr>
+      <w:r>
+        <w:rPr>
+          <w:noProof/>
+        </w:rPr>
+        <w:drawing>
+          <wp:inline distT="0" distB="0" distL="0" distR="0" wp14:anchorId="6ECBB874" wp14:editId="24451FDA">
+            <wp:extent cx="5282328" cy="2728504"/>
+            <wp:effectExtent l="0" t="0" r="0" b="0"/>
+            <wp:docPr id="63064026" name="Grafik 5"/>
+            <wp:cNvGraphicFramePr>
+              <a:graphicFrameLocks xmlns:a="http://schemas.openxmlformats.org/drawingml/2006/main" noChangeAspect="1"/>
+            </wp:cNvGraphicFramePr>
+            <a:graphic xmlns:a="http://schemas.openxmlformats.org/drawingml/2006/main">
+              <a:graphicData uri="http://schemas.openxmlformats.org/drawingml/2006/picture">
+                <pic:pic xmlns:pic="http://schemas.openxmlformats.org/drawingml/2006/picture">
+                  <pic:nvPicPr>
+                    <pic:cNvPr id="0" name="Picture 10"/>
+                    <pic:cNvPicPr>
+                      <a:picLocks noChangeAspect="1" noChangeArrowheads="1"/>
+                    </pic:cNvPicPr>
+                  </pic:nvPicPr>
+                  <pic:blipFill>
+                    <a:blip r:embed="rId7" cstate="print">
+                      <a:extLst>
+                        <a:ext uri="{28A0092B-C50C-407E-A947-70E740481C1C}">
+                          <a14:useLocalDpi xmlns:a14="http://schemas.microsoft.com/office/drawing/2010/main" val="0"/>
+                        </a:ext>
+                      </a:extLst>
+                    </a:blip>
+                    <a:srcRect/>
+                    <a:stretch>
+                      <a:fillRect/>
+                    </a:stretch>
+                  </pic:blipFill>
+                  <pic:spPr bwMode="auto">
+                    <a:xfrm>
+                      <a:off x="0" y="0"/>
+                      <a:ext cx="5282328" cy="2728504"/>
+                    </a:xfrm>
+                    <a:prstGeom prst="rect">
+                      <a:avLst/>
+                    </a:prstGeom>
+                    <a:noFill/>
+                    <a:ln>
+                      <a:noFill/>
+                    </a:ln>
+                  </pic:spPr>
+                </pic:pic>
+              </a:graphicData>
+            </a:graphic>
+          </wp:inline>
+        </w:drawing>
+      </w:r>
+    </w:p>
+    <w:p>
+      <w:pPr>
+        <w:rPr>
+          <w:lang w:val="de-AT"/>
+        </w:rPr>
+      </w:pPr>
+      <w:r>
+        <w:rPr>
+          <w:noProof/>
+        </w:rPr>
+        <w:drawing>
+          <wp:inline distT="0" distB="0" distL="0" distR="0" wp14:anchorId="18702DAF" wp14:editId="190D0EDF">
+            <wp:extent cx="5760720" cy="1301115"/>
+            <wp:effectExtent l="0" t="0" r="0" b="0"/>
+            <wp:docPr id="1834408648" name="Grafik 4"/>
+            <wp:cNvGraphicFramePr>
+              <a:graphicFrameLocks xmlns:a="http://schemas.openxmlformats.org/drawingml/2006/main" noChangeAspect="1"/>
+            </wp:cNvGraphicFramePr>
+            <a:graphic xmlns:a="http://schemas.openxmlformats.org/drawingml/2006/main">
+              <a:graphicData uri="http://schemas.openxmlformats.org/drawingml/2006/picture">
+                <pic:pic xmlns:pic="http://schemas.openxmlformats.org/drawingml/2006/picture">
+                  <pic:nvPicPr>
+                    <pic:cNvPr id="0" name="Picture 9"/>
+                    <pic:cNvPicPr>
+                      <a:picLocks noChangeAspect="1" noChangeArrowheads="1"/>
+                    </pic:cNvPicPr>
+                  </pic:nvPicPr>
+                  <pic:blipFill>
+                    <a:blip r:embed="rId8" cstate="print">
+                      <a:extLst>
+                        <a:ext uri="{28A0092B-C50C-407E-A947-70E740481C1C}">
+                          <a14:useLocalDpi xmlns:a14="http://schemas.microsoft.com/office/drawing/2010/main" val="0"/>
+                        </a:ext>
+                      </a:extLst>
+                    </a:blip>
+                    <a:srcRect/>
+                    <a:stretch>
+                      <a:fillRect/>
+                    </a:stretch>
+                  </pic:blipFill>
+                  <pic:spPr bwMode="auto">
+                    <a:xfrm>
+                      <a:off x="0" y="0"/>
+                      <a:ext cx="5760720" cy="1301115"/>
+                    </a:xfrm>
+                    <a:prstGeom prst="rect">
+                      <a:avLst/>
+                    </a:prstGeom>
+                    <a:noFill/>
+                    <a:ln>
+                      <a:noFill/>
+                    </a:ln>
+                  </pic:spPr>
+                </pic:pic>
+              </a:graphicData>
+            </a:graphic>
+          </wp:inline>
+        </w:drawing>
+      </w:r>
+    </w:p>
+    <w:p>
+      <w:pPr>
+        <w:rPr>
+          <w:lang w:val="de-AT"/>
+        </w:rPr>
+      </w:pPr>
+      <w:r>
+        <w:rPr>
+          <w:noProof/>
+        </w:rPr>
+        <w:lastRenderedPageBreak/>
+        <w:drawing>
+          <wp:inline distT="0" distB="0" distL="0" distR="0" wp14:anchorId="229549A6" wp14:editId="757B5F89">
+            <wp:extent cx="5760720" cy="3096260"/>
+            <wp:effectExtent l="0" t="0" r="0" b="8890"/>
+            <wp:docPr id="726106163" name="Grafik 3"/>
+            <wp:cNvGraphicFramePr>
+              <a:graphicFrameLocks xmlns:a="http://schemas.openxmlformats.org/drawingml/2006/main" noChangeAspect="1"/>
+            </wp:cNvGraphicFramePr>
+            <a:graphic xmlns:a="http://schemas.openxmlformats.org/drawingml/2006/main">
+              <a:graphicData uri="http://schemas.openxmlformats.org/drawingml/2006/picture">
+                <pic:pic xmlns:pic="http://schemas.openxmlformats.org/drawingml/2006/picture">
+                  <pic:nvPicPr>
+                    <pic:cNvPr id="0" name="Picture 8"/>
+                    <pic:cNvPicPr>
+                      <a:picLocks noChangeAspect="1" noChangeArrowheads="1"/>
+                    </pic:cNvPicPr>
+                  </pic:nvPicPr>
+                  <pic:blipFill>
+                    <a:blip r:embed="rId9" cstate="print">
+                      <a:extLst>
+                        <a:ext uri="{28A0092B-C50C-407E-A947-70E740481C1C}">
+                          <a14:useLocalDpi xmlns:a14="http://schemas.microsoft.com/office/drawing/2010/main" val="0"/>
+                        </a:ext>
+                      </a:extLst>
+                    </a:blip>
+                    <a:srcRect/>
+                    <a:stretch>
+                      <a:fillRect/>
+                    </a:stretch>
+                  </pic:blipFill>
+                  <pic:spPr bwMode="auto">
+                    <a:xfrm>
+                      <a:off x="0" y="0"/>
+                      <a:ext cx="5760720" cy="3096260"/>
+                    </a:xfrm>
+                    <a:prstGeom prst="rect">
+                      <a:avLst/>
+                    </a:prstGeom>
+                    <a:noFill/>
+                    <a:ln>
+                      <a:noFill/>
+                    </a:ln>
+                  </pic:spPr>
+                </pic:pic>
+              </a:graphicData>
+            </a:graphic>
+          </wp:inline>
+        </w:drawing>
+      </w:r>
+    </w:p>
+    <w:p>
+      <w:pPr>
         <w:pStyle w:val="berschrift2"/>
       </w:pPr>
       <w:r>
-        <w:lastRenderedPageBreak/>
         <w:t>9</w:t>
       </w:r>
       <w:r>
@@ -4676,33 +4890,33 @@
         <w:rPr>
           <w:b/>
           <w:bCs/>
-          <w:lang w:val="de-AT"/>
-        </w:rPr>
-        <w:t xml:space="preserve">Route </w:t>
+        </w:rPr>
+        <w:t xml:space="preserve">Route Reflection </w:t>
       </w:r>
       <w:proofErr w:type="spellStart"/>
       <w:r>
         <w:rPr>
           <w:b/>
           <w:bCs/>
-          <w:lang w:val="de-AT"/>
-        </w:rPr>
-        <w:t>Reflection</w:t>
+        </w:rPr>
+        <w:t>skaliert</w:t>
       </w:r>
       <w:proofErr w:type="spellEnd"/>
       <w:r>
         <w:rPr>
           <w:b/>
           <w:bCs/>
-          <w:lang w:val="de-AT"/>
-        </w:rPr>
-        <w:t xml:space="preserve"> skaliert.</w:t>
-      </w:r>
-      <w:r>
-        <w:rPr>
-          <w:lang w:val="de-AT"/>
-        </w:rPr>
-        <w:t xml:space="preserve"> Ein vollständiges </w:t>
+        </w:rPr>
+        <w:t>.</w:t>
+      </w:r>
+      <w:r>
+        <w:t> </w:t>
+      </w:r>
+      <w:r>
+        <w:rPr>
+          <w:lang w:val="de-AT"/>
+        </w:rPr>
+        <w:t xml:space="preserve">Ein vollständiges </w:t>
       </w:r>
       <w:proofErr w:type="spellStart"/>
       <w:r>
